--- a/documents/perfect_solutions/Perfect_Solutions_BRD_v1.0.docx
+++ b/documents/perfect_solutions/Perfect_Solutions_BRD_v1.0.docx
@@ -212,7 +212,7 @@
                 <w:color w:val="0F172A"/>
                 <w:sz w:val="22"/>
               </w:rPr>
-              <w:t>May 07, 2026</w:t>
+              <w:t>May 11, 2026</w:t>
             </w:r>
           </w:p>
         </w:tc>
@@ -633,7 +633,7 @@
                 <w:color w:val="0F172A"/>
                 <w:sz w:val="20"/>
               </w:rPr>
-              <w:t>2026-05-07</w:t>
+              <w:t>2026-05-11</w:t>
             </w:r>
           </w:p>
         </w:tc>
@@ -1796,6 +1796,96 @@
         <w:t>Perfect Solutions positions itself as a high-velocity IT talent firm. The HR function is therefore not a back-office cost center but a competitive differentiator: speed of hiring, accuracy of billing for time-and-materials engagements, and employee retention all flow directly through HR systems. The HRMS is therefore treated as a Tier-1 business system with stringent uptime, security, and reporting requirements.</w:t>
       </w:r>
     </w:p>
+    <w:tbl>
+      <w:tblPr>
+        <w:tblW w:type="auto" w:w="0"/>
+        <w:jc w:val="center"/>
+        <w:tblLook w:firstColumn="1" w:firstRow="1" w:lastColumn="0" w:lastRow="0" w:noHBand="0" w:noVBand="1" w:val="04A0"/>
+      </w:tblPr>
+      <w:tblGrid>
+        <w:gridCol w:w="9972"/>
+      </w:tblGrid>
+      <w:tr>
+        <w:tc>
+          <w:tcPr>
+            <w:tcW w:type="dxa" w:w="8928"/>
+            <w:shd w:val="clear" w:color="auto" w:fill="1E3A8A"/>
+            <w:tcBorders>
+              <w:top w:val="single" w:sz="4" w:color="1E3A8A"/>
+              <w:left w:val="single" w:sz="4" w:color="1E3A8A"/>
+              <w:bottom w:val="single" w:sz="4" w:color="1E3A8A"/>
+              <w:right w:val="single" w:sz="4" w:color="1E3A8A"/>
+            </w:tcBorders>
+          </w:tcPr>
+          <w:p>
+            <w:r/>
+            <w:r>
+              <w:rPr>
+                <w:rFonts w:ascii="Calibri" w:hAnsi="Calibri"/>
+                <w:b/>
+                <w:color w:val="FFFFFF"/>
+                <w:sz w:val="20"/>
+              </w:rPr>
+              <w:t>Live Capture — Perfect Solutions Tenant Landing (hr.perfectsolutions.com)</w:t>
+            </w:r>
+          </w:p>
+        </w:tc>
+      </w:tr>
+    </w:tbl>
+    <w:p>
+      <w:pPr>
+        <w:spacing w:before="0" w:after="40"/>
+        <w:jc w:val="center"/>
+      </w:pPr>
+      <w:r>
+        <w:drawing>
+          <wp:inline xmlns:a="http://schemas.openxmlformats.org/drawingml/2006/main" xmlns:pic="http://schemas.openxmlformats.org/drawingml/2006/picture">
+            <wp:extent cx="5669280" cy="2657475"/>
+            <wp:docPr id="2" name="Picture 2"/>
+            <wp:cNvGraphicFramePr>
+              <a:graphicFrameLocks noChangeAspect="1"/>
+            </wp:cNvGraphicFramePr>
+            <a:graphic>
+              <a:graphicData uri="http://schemas.openxmlformats.org/drawingml/2006/picture">
+                <pic:pic>
+                  <pic:nvPicPr>
+                    <pic:cNvPr id="0" name="01_tenant_landing.png"/>
+                    <pic:cNvPicPr/>
+                  </pic:nvPicPr>
+                  <pic:blipFill>
+                    <a:blip r:embed="rId12"/>
+                    <a:stretch>
+                      <a:fillRect/>
+                    </a:stretch>
+                  </pic:blipFill>
+                  <pic:spPr>
+                    <a:xfrm>
+                      <a:off x="0" y="0"/>
+                      <a:ext cx="5669280" cy="2657475"/>
+                    </a:xfrm>
+                    <a:prstGeom prst="rect"/>
+                  </pic:spPr>
+                </pic:pic>
+              </a:graphicData>
+            </a:graphic>
+          </wp:inline>
+        </w:drawing>
+      </w:r>
+    </w:p>
+    <w:p>
+      <w:pPr>
+        <w:spacing w:before="0"/>
+        <w:jc w:val="center"/>
+      </w:pPr>
+      <w:r>
+        <w:rPr>
+          <w:i/>
+          <w:color w:val="64748B"/>
+          <w:sz w:val="19"/>
+        </w:rPr>
+        <w:t>Figure 6 — The tenant-branded landing page rendered from live multi-tenant infrastructure.</w:t>
+      </w:r>
+    </w:p>
     <w:p>
       <w:pPr>
         <w:jc w:val="center"/>
@@ -1804,7 +1894,7 @@
         <w:drawing>
           <wp:inline xmlns:a="http://schemas.openxmlformats.org/drawingml/2006/main" xmlns:pic="http://schemas.openxmlformats.org/drawingml/2006/picture">
             <wp:extent cx="5852160" cy="3390196"/>
-            <wp:docPr id="2" name="Picture 2"/>
+            <wp:docPr id="3" name="Picture 3"/>
             <wp:cNvGraphicFramePr>
               <a:graphicFrameLocks noChangeAspect="1"/>
             </wp:cNvGraphicFramePr>
@@ -1816,7 +1906,7 @@
                     <pic:cNvPicPr/>
                   </pic:nvPicPr>
                   <pic:blipFill>
-                    <a:blip r:embed="rId12"/>
+                    <a:blip r:embed="rId13"/>
                     <a:stretch>
                       <a:fillRect/>
                     </a:stretch>
@@ -5218,7 +5308,7 @@
         <w:drawing>
           <wp:inline xmlns:a="http://schemas.openxmlformats.org/drawingml/2006/main" xmlns:pic="http://schemas.openxmlformats.org/drawingml/2006/picture">
             <wp:extent cx="5852160" cy="2898417"/>
-            <wp:docPr id="3" name="Picture 3"/>
+            <wp:docPr id="4" name="Picture 4"/>
             <wp:cNvGraphicFramePr>
               <a:graphicFrameLocks noChangeAspect="1"/>
             </wp:cNvGraphicFramePr>
@@ -5230,7 +5320,7 @@
                     <pic:cNvPicPr/>
                   </pic:nvPicPr>
                   <pic:blipFill>
-                    <a:blip r:embed="rId13"/>
+                    <a:blip r:embed="rId14"/>
                     <a:stretch>
                       <a:fillRect/>
                     </a:stretch>
@@ -5260,6 +5350,186 @@
           <w:sz w:val="19"/>
         </w:rPr>
         <w:t>Figure 3 — Future-state Leave Request Workflow</w:t>
+      </w:r>
+    </w:p>
+    <w:tbl>
+      <w:tblPr>
+        <w:tblW w:type="auto" w:w="0"/>
+        <w:jc w:val="center"/>
+        <w:tblLook w:firstColumn="1" w:firstRow="1" w:lastColumn="0" w:lastRow="0" w:noHBand="0" w:noVBand="1" w:val="04A0"/>
+      </w:tblPr>
+      <w:tblGrid>
+        <w:gridCol w:w="9972"/>
+      </w:tblGrid>
+      <w:tr>
+        <w:tc>
+          <w:tcPr>
+            <w:tcW w:type="dxa" w:w="8928"/>
+            <w:shd w:val="clear" w:color="auto" w:fill="1E3A8A"/>
+            <w:tcBorders>
+              <w:top w:val="single" w:sz="4" w:color="1E3A8A"/>
+              <w:left w:val="single" w:sz="4" w:color="1E3A8A"/>
+              <w:bottom w:val="single" w:sz="4" w:color="1E3A8A"/>
+              <w:right w:val="single" w:sz="4" w:color="1E3A8A"/>
+            </w:tcBorders>
+          </w:tcPr>
+          <w:p>
+            <w:r/>
+            <w:r>
+              <w:rPr>
+                <w:rFonts w:ascii="Calibri" w:hAnsi="Calibri"/>
+                <w:b/>
+                <w:color w:val="FFFFFF"/>
+                <w:sz w:val="20"/>
+              </w:rPr>
+              <w:t>Live Capture — Leave Approval Queue (Manager View)</w:t>
+            </w:r>
+          </w:p>
+        </w:tc>
+      </w:tr>
+    </w:tbl>
+    <w:p>
+      <w:pPr>
+        <w:spacing w:before="0" w:after="40"/>
+        <w:jc w:val="center"/>
+      </w:pPr>
+      <w:r>
+        <w:drawing>
+          <wp:inline xmlns:a="http://schemas.openxmlformats.org/drawingml/2006/main" xmlns:pic="http://schemas.openxmlformats.org/drawingml/2006/picture">
+            <wp:extent cx="5669280" cy="2657475"/>
+            <wp:docPr id="5" name="Picture 5"/>
+            <wp:cNvGraphicFramePr>
+              <a:graphicFrameLocks noChangeAspect="1"/>
+            </wp:cNvGraphicFramePr>
+            <a:graphic>
+              <a:graphicData uri="http://schemas.openxmlformats.org/drawingml/2006/picture">
+                <pic:pic>
+                  <pic:nvPicPr>
+                    <pic:cNvPr id="0" name="07_admin_leave.png"/>
+                    <pic:cNvPicPr/>
+                  </pic:nvPicPr>
+                  <pic:blipFill>
+                    <a:blip r:embed="rId15"/>
+                    <a:stretch>
+                      <a:fillRect/>
+                    </a:stretch>
+                  </pic:blipFill>
+                  <pic:spPr>
+                    <a:xfrm>
+                      <a:off x="0" y="0"/>
+                      <a:ext cx="5669280" cy="2657475"/>
+                    </a:xfrm>
+                    <a:prstGeom prst="rect"/>
+                  </pic:spPr>
+                </pic:pic>
+              </a:graphicData>
+            </a:graphic>
+          </wp:inline>
+        </w:drawing>
+      </w:r>
+    </w:p>
+    <w:p>
+      <w:pPr>
+        <w:spacing w:before="0"/>
+        <w:jc w:val="center"/>
+      </w:pPr>
+      <w:r>
+        <w:rPr>
+          <w:i/>
+          <w:color w:val="64748B"/>
+          <w:sz w:val="19"/>
+        </w:rPr>
+        <w:t>Figure 7 — Pending leave requests with policy context for one-click decisions.</w:t>
+      </w:r>
+    </w:p>
+    <w:tbl>
+      <w:tblPr>
+        <w:tblW w:type="auto" w:w="0"/>
+        <w:jc w:val="center"/>
+        <w:tblLook w:firstColumn="1" w:firstRow="1" w:lastColumn="0" w:lastRow="0" w:noHBand="0" w:noVBand="1" w:val="04A0"/>
+      </w:tblPr>
+      <w:tblGrid>
+        <w:gridCol w:w="9972"/>
+      </w:tblGrid>
+      <w:tr>
+        <w:tc>
+          <w:tcPr>
+            <w:tcW w:type="dxa" w:w="8928"/>
+            <w:shd w:val="clear" w:color="auto" w:fill="1E3A8A"/>
+            <w:tcBorders>
+              <w:top w:val="single" w:sz="4" w:color="1E3A8A"/>
+              <w:left w:val="single" w:sz="4" w:color="1E3A8A"/>
+              <w:bottom w:val="single" w:sz="4" w:color="1E3A8A"/>
+              <w:right w:val="single" w:sz="4" w:color="1E3A8A"/>
+            </w:tcBorders>
+          </w:tcPr>
+          <w:p>
+            <w:r/>
+            <w:r>
+              <w:rPr>
+                <w:rFonts w:ascii="Calibri" w:hAnsi="Calibri"/>
+                <w:b/>
+                <w:color w:val="FFFFFF"/>
+                <w:sz w:val="20"/>
+              </w:rPr>
+              <w:t>Live Capture — Tickets / Internal Helpdesk</w:t>
+            </w:r>
+          </w:p>
+        </w:tc>
+      </w:tr>
+    </w:tbl>
+    <w:p>
+      <w:pPr>
+        <w:spacing w:before="0" w:after="40"/>
+        <w:jc w:val="center"/>
+      </w:pPr>
+      <w:r>
+        <w:drawing>
+          <wp:inline xmlns:a="http://schemas.openxmlformats.org/drawingml/2006/main" xmlns:pic="http://schemas.openxmlformats.org/drawingml/2006/picture">
+            <wp:extent cx="5669280" cy="2657475"/>
+            <wp:docPr id="6" name="Picture 6"/>
+            <wp:cNvGraphicFramePr>
+              <a:graphicFrameLocks noChangeAspect="1"/>
+            </wp:cNvGraphicFramePr>
+            <a:graphic>
+              <a:graphicData uri="http://schemas.openxmlformats.org/drawingml/2006/picture">
+                <pic:pic>
+                  <pic:nvPicPr>
+                    <pic:cNvPr id="0" name="08_admin_tickets.png"/>
+                    <pic:cNvPicPr/>
+                  </pic:nvPicPr>
+                  <pic:blipFill>
+                    <a:blip r:embed="rId16"/>
+                    <a:stretch>
+                      <a:fillRect/>
+                    </a:stretch>
+                  </pic:blipFill>
+                  <pic:spPr>
+                    <a:xfrm>
+                      <a:off x="0" y="0"/>
+                      <a:ext cx="5669280" cy="2657475"/>
+                    </a:xfrm>
+                    <a:prstGeom prst="rect"/>
+                  </pic:spPr>
+                </pic:pic>
+              </a:graphicData>
+            </a:graphic>
+          </wp:inline>
+        </w:drawing>
+      </w:r>
+    </w:p>
+    <w:p>
+      <w:pPr>
+        <w:spacing w:before="0"/>
+        <w:jc w:val="center"/>
+      </w:pPr>
+      <w:r>
+        <w:rPr>
+          <w:i/>
+          <w:color w:val="64748B"/>
+          <w:sz w:val="19"/>
+        </w:rPr>
+        <w:t>Figure 8 — Categorized ticket queue with SLA visibility.</w:t>
       </w:r>
     </w:p>
     <w:p>
@@ -10673,6 +10943,1655 @@
         </w:tc>
       </w:tr>
     </w:tbl>
+    <w:p>
+      <w:r>
+        <w:br w:type="page"/>
+      </w:r>
+    </w:p>
+    <w:p>
+      <w:pPr>
+        <w:spacing w:before="280" w:after="120"/>
+        <w:pBdr>
+          <w:bottom w:val="single" w:sz="8" w:color="1E3A8A"/>
+        </w:pBdr>
+      </w:pPr>
+      <w:r>
+        <w:rPr>
+          <w:rFonts w:ascii="Calibri" w:hAnsi="Calibri"/>
+          <w:b/>
+          <w:color w:val="1E3A8A"/>
+          <w:sz w:val="36"/>
+        </w:rPr>
+        <w:t>Appendix A — Portal Walkthrough (Screenshots)</w:t>
+      </w:r>
+    </w:p>
+    <w:p>
+      <w:pPr>
+        <w:spacing w:after="80"/>
+      </w:pPr>
+      <w:r>
+        <w:rPr>
+          <w:rFonts w:ascii="Calibri" w:hAnsi="Calibri"/>
+          <w:b w:val="0"/>
+          <w:i w:val="0"/>
+          <w:color w:val="0F172A"/>
+          <w:sz w:val="22"/>
+        </w:rPr>
+        <w:t>This appendix presents annotated screen captures from the live Perfect Solutions tenant of the AurborBloom HRMS portal. Screens are grouped by role to illustrate how the platform satisfies the requirements stated earlier in this document. All screens are rendered on the perfectsolutions tenant with full brand styling (logo, primary color #1E3A8A) applied automatically.</w:t>
+      </w:r>
+    </w:p>
+    <w:p>
+      <w:pPr>
+        <w:spacing w:before="160" w:after="120"/>
+      </w:pPr>
+      <w:r>
+        <w:rPr>
+          <w:rFonts w:ascii="Calibri" w:hAnsi="Calibri"/>
+          <w:b/>
+          <w:color w:val="1E3A8A"/>
+          <w:sz w:val="32"/>
+        </w:rPr>
+        <w:t>A.1 Public / Tenant-Branded Pages</w:t>
+      </w:r>
+    </w:p>
+    <w:tbl>
+      <w:tblPr>
+        <w:tblW w:type="auto" w:w="0"/>
+        <w:jc w:val="center"/>
+        <w:tblLook w:firstColumn="1" w:firstRow="1" w:lastColumn="0" w:lastRow="0" w:noHBand="0" w:noVBand="1" w:val="04A0"/>
+      </w:tblPr>
+      <w:tblGrid>
+        <w:gridCol w:w="9972"/>
+      </w:tblGrid>
+      <w:tr>
+        <w:tc>
+          <w:tcPr>
+            <w:tcW w:type="dxa" w:w="8928"/>
+            <w:shd w:val="clear" w:color="auto" w:fill="1E3A8A"/>
+            <w:tcBorders>
+              <w:top w:val="single" w:sz="4" w:color="1E3A8A"/>
+              <w:left w:val="single" w:sz="4" w:color="1E3A8A"/>
+              <w:bottom w:val="single" w:sz="4" w:color="1E3A8A"/>
+              <w:right w:val="single" w:sz="4" w:color="1E3A8A"/>
+            </w:tcBorders>
+          </w:tcPr>
+          <w:p>
+            <w:r/>
+            <w:r>
+              <w:rPr>
+                <w:rFonts w:ascii="Calibri" w:hAnsi="Calibri"/>
+                <w:b/>
+                <w:color w:val="FFFFFF"/>
+                <w:sz w:val="20"/>
+              </w:rPr>
+              <w:t>Screen A1 — Tenant Landing</w:t>
+            </w:r>
+          </w:p>
+        </w:tc>
+      </w:tr>
+    </w:tbl>
+    <w:p>
+      <w:pPr>
+        <w:spacing w:before="0" w:after="40"/>
+        <w:jc w:val="center"/>
+      </w:pPr>
+      <w:r>
+        <w:drawing>
+          <wp:inline xmlns:a="http://schemas.openxmlformats.org/drawingml/2006/main" xmlns:pic="http://schemas.openxmlformats.org/drawingml/2006/picture">
+            <wp:extent cx="5669280" cy="2657475"/>
+            <wp:docPr id="7" name="Picture 7"/>
+            <wp:cNvGraphicFramePr>
+              <a:graphicFrameLocks noChangeAspect="1"/>
+            </wp:cNvGraphicFramePr>
+            <a:graphic>
+              <a:graphicData uri="http://schemas.openxmlformats.org/drawingml/2006/picture">
+                <pic:pic>
+                  <pic:nvPicPr>
+                    <pic:cNvPr id="0" name="01_tenant_landing.png"/>
+                    <pic:cNvPicPr/>
+                  </pic:nvPicPr>
+                  <pic:blipFill>
+                    <a:blip r:embed="rId12"/>
+                    <a:stretch>
+                      <a:fillRect/>
+                    </a:stretch>
+                  </pic:blipFill>
+                  <pic:spPr>
+                    <a:xfrm>
+                      <a:off x="0" y="0"/>
+                      <a:ext cx="5669280" cy="2657475"/>
+                    </a:xfrm>
+                    <a:prstGeom prst="rect"/>
+                  </pic:spPr>
+                </pic:pic>
+              </a:graphicData>
+            </a:graphic>
+          </wp:inline>
+        </w:drawing>
+      </w:r>
+    </w:p>
+    <w:p>
+      <w:pPr>
+        <w:spacing w:before="0"/>
+        <w:jc w:val="center"/>
+      </w:pPr>
+      <w:r>
+        <w:rPr>
+          <w:i/>
+          <w:color w:val="64748B"/>
+          <w:sz w:val="19"/>
+        </w:rPr>
+        <w:t>Branded landing page for hr.perfectsolutions.com — logo, brand colors, and tagline applied automatically by the multi-tenant theming engine.</w:t>
+      </w:r>
+    </w:p>
+    <w:p>
+      <w:pPr>
+        <w:spacing w:after="80"/>
+      </w:pPr>
+      <w:r>
+        <w:rPr>
+          <w:rFonts w:ascii="Calibri" w:hAnsi="Calibri"/>
+          <w:b w:val="0"/>
+          <w:i w:val="0"/>
+          <w:color w:val="0F172A"/>
+          <w:sz w:val="22"/>
+        </w:rPr>
+      </w:r>
+    </w:p>
+    <w:tbl>
+      <w:tblPr>
+        <w:tblW w:type="auto" w:w="0"/>
+        <w:jc w:val="center"/>
+        <w:tblLook w:firstColumn="1" w:firstRow="1" w:lastColumn="0" w:lastRow="0" w:noHBand="0" w:noVBand="1" w:val="04A0"/>
+      </w:tblPr>
+      <w:tblGrid>
+        <w:gridCol w:w="9972"/>
+      </w:tblGrid>
+      <w:tr>
+        <w:tc>
+          <w:tcPr>
+            <w:tcW w:type="dxa" w:w="8928"/>
+            <w:shd w:val="clear" w:color="auto" w:fill="1E3A8A"/>
+            <w:tcBorders>
+              <w:top w:val="single" w:sz="4" w:color="1E3A8A"/>
+              <w:left w:val="single" w:sz="4" w:color="1E3A8A"/>
+              <w:bottom w:val="single" w:sz="4" w:color="1E3A8A"/>
+              <w:right w:val="single" w:sz="4" w:color="1E3A8A"/>
+            </w:tcBorders>
+          </w:tcPr>
+          <w:p>
+            <w:r/>
+            <w:r>
+              <w:rPr>
+                <w:rFonts w:ascii="Calibri" w:hAnsi="Calibri"/>
+                <w:b/>
+                <w:color w:val="FFFFFF"/>
+                <w:sz w:val="20"/>
+              </w:rPr>
+              <w:t>Screen A2 — Login</w:t>
+            </w:r>
+          </w:p>
+        </w:tc>
+      </w:tr>
+    </w:tbl>
+    <w:p>
+      <w:pPr>
+        <w:spacing w:before="0" w:after="40"/>
+        <w:jc w:val="center"/>
+      </w:pPr>
+      <w:r>
+        <w:drawing>
+          <wp:inline xmlns:a="http://schemas.openxmlformats.org/drawingml/2006/main" xmlns:pic="http://schemas.openxmlformats.org/drawingml/2006/picture">
+            <wp:extent cx="5669280" cy="2657475"/>
+            <wp:docPr id="8" name="Picture 8"/>
+            <wp:cNvGraphicFramePr>
+              <a:graphicFrameLocks noChangeAspect="1"/>
+            </wp:cNvGraphicFramePr>
+            <a:graphic>
+              <a:graphicData uri="http://schemas.openxmlformats.org/drawingml/2006/picture">
+                <pic:pic>
+                  <pic:nvPicPr>
+                    <pic:cNvPr id="0" name="02_login.png"/>
+                    <pic:cNvPicPr/>
+                  </pic:nvPicPr>
+                  <pic:blipFill>
+                    <a:blip r:embed="rId17"/>
+                    <a:stretch>
+                      <a:fillRect/>
+                    </a:stretch>
+                  </pic:blipFill>
+                  <pic:spPr>
+                    <a:xfrm>
+                      <a:off x="0" y="0"/>
+                      <a:ext cx="5669280" cy="2657475"/>
+                    </a:xfrm>
+                    <a:prstGeom prst="rect"/>
+                  </pic:spPr>
+                </pic:pic>
+              </a:graphicData>
+            </a:graphic>
+          </wp:inline>
+        </w:drawing>
+      </w:r>
+    </w:p>
+    <w:p>
+      <w:pPr>
+        <w:spacing w:before="0"/>
+        <w:jc w:val="center"/>
+      </w:pPr>
+      <w:r>
+        <w:rPr>
+          <w:i/>
+          <w:color w:val="64748B"/>
+          <w:sz w:val="19"/>
+        </w:rPr>
+        <w:t>Login experience inherits the tenant brand. Tenant slug captured implicitly; only Perfect Solutions credentials are accepted.</w:t>
+      </w:r>
+    </w:p>
+    <w:p>
+      <w:pPr>
+        <w:spacing w:after="80"/>
+      </w:pPr>
+      <w:r>
+        <w:rPr>
+          <w:rFonts w:ascii="Calibri" w:hAnsi="Calibri"/>
+          <w:b w:val="0"/>
+          <w:i w:val="0"/>
+          <w:color w:val="0F172A"/>
+          <w:sz w:val="22"/>
+        </w:rPr>
+      </w:r>
+    </w:p>
+    <w:tbl>
+      <w:tblPr>
+        <w:tblW w:type="auto" w:w="0"/>
+        <w:jc w:val="center"/>
+        <w:tblLook w:firstColumn="1" w:firstRow="1" w:lastColumn="0" w:lastRow="0" w:noHBand="0" w:noVBand="1" w:val="04A0"/>
+      </w:tblPr>
+      <w:tblGrid>
+        <w:gridCol w:w="9972"/>
+      </w:tblGrid>
+      <w:tr>
+        <w:tc>
+          <w:tcPr>
+            <w:tcW w:type="dxa" w:w="8928"/>
+            <w:shd w:val="clear" w:color="auto" w:fill="1E3A8A"/>
+            <w:tcBorders>
+              <w:top w:val="single" w:sz="4" w:color="1E3A8A"/>
+              <w:left w:val="single" w:sz="4" w:color="1E3A8A"/>
+              <w:bottom w:val="single" w:sz="4" w:color="1E3A8A"/>
+              <w:right w:val="single" w:sz="4" w:color="1E3A8A"/>
+            </w:tcBorders>
+          </w:tcPr>
+          <w:p>
+            <w:r/>
+            <w:r>
+              <w:rPr>
+                <w:rFonts w:ascii="Calibri" w:hAnsi="Calibri"/>
+                <w:b/>
+                <w:color w:val="FFFFFF"/>
+                <w:sz w:val="20"/>
+              </w:rPr>
+              <w:t>Screen A3 — Admin Signup (Invite-Code Gated)</w:t>
+            </w:r>
+          </w:p>
+        </w:tc>
+      </w:tr>
+    </w:tbl>
+    <w:p>
+      <w:pPr>
+        <w:spacing w:before="0" w:after="40"/>
+        <w:jc w:val="center"/>
+      </w:pPr>
+      <w:r>
+        <w:drawing>
+          <wp:inline xmlns:a="http://schemas.openxmlformats.org/drawingml/2006/main" xmlns:pic="http://schemas.openxmlformats.org/drawingml/2006/picture">
+            <wp:extent cx="5669280" cy="2657475"/>
+            <wp:docPr id="9" name="Picture 9"/>
+            <wp:cNvGraphicFramePr>
+              <a:graphicFrameLocks noChangeAspect="1"/>
+            </wp:cNvGraphicFramePr>
+            <a:graphic>
+              <a:graphicData uri="http://schemas.openxmlformats.org/drawingml/2006/picture">
+                <pic:pic>
+                  <pic:nvPicPr>
+                    <pic:cNvPr id="0" name="03_signup.png"/>
+                    <pic:cNvPicPr/>
+                  </pic:nvPicPr>
+                  <pic:blipFill>
+                    <a:blip r:embed="rId18"/>
+                    <a:stretch>
+                      <a:fillRect/>
+                    </a:stretch>
+                  </pic:blipFill>
+                  <pic:spPr>
+                    <a:xfrm>
+                      <a:off x="0" y="0"/>
+                      <a:ext cx="5669280" cy="2657475"/>
+                    </a:xfrm>
+                    <a:prstGeom prst="rect"/>
+                  </pic:spPr>
+                </pic:pic>
+              </a:graphicData>
+            </a:graphic>
+          </wp:inline>
+        </w:drawing>
+      </w:r>
+    </w:p>
+    <w:p>
+      <w:pPr>
+        <w:spacing w:before="0"/>
+        <w:jc w:val="center"/>
+      </w:pPr>
+      <w:r>
+        <w:rPr>
+          <w:i/>
+          <w:color w:val="64748B"/>
+          <w:sz w:val="19"/>
+        </w:rPr>
+        <w:t>New tenant admins must present a tenant-specific invite code to register, enforcing the secure onboarding flow.</w:t>
+      </w:r>
+    </w:p>
+    <w:p>
+      <w:pPr>
+        <w:spacing w:after="80"/>
+      </w:pPr>
+      <w:r>
+        <w:rPr>
+          <w:rFonts w:ascii="Calibri" w:hAnsi="Calibri"/>
+          <w:b w:val="0"/>
+          <w:i w:val="0"/>
+          <w:color w:val="0F172A"/>
+          <w:sz w:val="22"/>
+        </w:rPr>
+      </w:r>
+    </w:p>
+    <w:p>
+      <w:r>
+        <w:br w:type="page"/>
+      </w:r>
+    </w:p>
+    <w:p>
+      <w:pPr>
+        <w:spacing w:before="160" w:after="120"/>
+      </w:pPr>
+      <w:r>
+        <w:rPr>
+          <w:rFonts w:ascii="Calibri" w:hAnsi="Calibri"/>
+          <w:b/>
+          <w:color w:val="1E3A8A"/>
+          <w:sz w:val="32"/>
+        </w:rPr>
+        <w:t>A.2 Admin / Manager Views</w:t>
+      </w:r>
+    </w:p>
+    <w:tbl>
+      <w:tblPr>
+        <w:tblW w:type="auto" w:w="0"/>
+        <w:jc w:val="center"/>
+        <w:tblLook w:firstColumn="1" w:firstRow="1" w:lastColumn="0" w:lastRow="0" w:noHBand="0" w:noVBand="1" w:val="04A0"/>
+      </w:tblPr>
+      <w:tblGrid>
+        <w:gridCol w:w="9972"/>
+      </w:tblGrid>
+      <w:tr>
+        <w:tc>
+          <w:tcPr>
+            <w:tcW w:type="dxa" w:w="8928"/>
+            <w:shd w:val="clear" w:color="auto" w:fill="1E3A8A"/>
+            <w:tcBorders>
+              <w:top w:val="single" w:sz="4" w:color="1E3A8A"/>
+              <w:left w:val="single" w:sz="4" w:color="1E3A8A"/>
+              <w:bottom w:val="single" w:sz="4" w:color="1E3A8A"/>
+              <w:right w:val="single" w:sz="4" w:color="1E3A8A"/>
+            </w:tcBorders>
+          </w:tcPr>
+          <w:p>
+            <w:r/>
+            <w:r>
+              <w:rPr>
+                <w:rFonts w:ascii="Calibri" w:hAnsi="Calibri"/>
+                <w:b/>
+                <w:color w:val="FFFFFF"/>
+                <w:sz w:val="20"/>
+              </w:rPr>
+              <w:t>Screen A4 — Admin Dashboard</w:t>
+            </w:r>
+          </w:p>
+        </w:tc>
+      </w:tr>
+    </w:tbl>
+    <w:p>
+      <w:pPr>
+        <w:spacing w:before="0" w:after="40"/>
+        <w:jc w:val="center"/>
+      </w:pPr>
+      <w:r>
+        <w:drawing>
+          <wp:inline xmlns:a="http://schemas.openxmlformats.org/drawingml/2006/main" xmlns:pic="http://schemas.openxmlformats.org/drawingml/2006/picture">
+            <wp:extent cx="5669280" cy="2657475"/>
+            <wp:docPr id="10" name="Picture 10"/>
+            <wp:cNvGraphicFramePr>
+              <a:graphicFrameLocks noChangeAspect="1"/>
+            </wp:cNvGraphicFramePr>
+            <a:graphic>
+              <a:graphicData uri="http://schemas.openxmlformats.org/drawingml/2006/picture">
+                <pic:pic>
+                  <pic:nvPicPr>
+                    <pic:cNvPr id="0" name="04_admin_dashboard.png"/>
+                    <pic:cNvPicPr/>
+                  </pic:nvPicPr>
+                  <pic:blipFill>
+                    <a:blip r:embed="rId19"/>
+                    <a:stretch>
+                      <a:fillRect/>
+                    </a:stretch>
+                  </pic:blipFill>
+                  <pic:spPr>
+                    <a:xfrm>
+                      <a:off x="0" y="0"/>
+                      <a:ext cx="5669280" cy="2657475"/>
+                    </a:xfrm>
+                    <a:prstGeom prst="rect"/>
+                  </pic:spPr>
+                </pic:pic>
+              </a:graphicData>
+            </a:graphic>
+          </wp:inline>
+        </w:drawing>
+      </w:r>
+    </w:p>
+    <w:p>
+      <w:pPr>
+        <w:spacing w:before="0"/>
+        <w:jc w:val="center"/>
+      </w:pPr>
+      <w:r>
+        <w:rPr>
+          <w:i/>
+          <w:color w:val="64748B"/>
+          <w:sz w:val="19"/>
+        </w:rPr>
+        <w:t>Unified admin landing — KPIs, recent activity, and quick access to operations modules.</w:t>
+      </w:r>
+    </w:p>
+    <w:p>
+      <w:pPr>
+        <w:spacing w:after="80"/>
+      </w:pPr>
+      <w:r>
+        <w:rPr>
+          <w:rFonts w:ascii="Calibri" w:hAnsi="Calibri"/>
+          <w:b w:val="0"/>
+          <w:i w:val="0"/>
+          <w:color w:val="0F172A"/>
+          <w:sz w:val="22"/>
+        </w:rPr>
+      </w:r>
+    </w:p>
+    <w:tbl>
+      <w:tblPr>
+        <w:tblW w:type="auto" w:w="0"/>
+        <w:jc w:val="center"/>
+        <w:tblLook w:firstColumn="1" w:firstRow="1" w:lastColumn="0" w:lastRow="0" w:noHBand="0" w:noVBand="1" w:val="04A0"/>
+      </w:tblPr>
+      <w:tblGrid>
+        <w:gridCol w:w="9972"/>
+      </w:tblGrid>
+      <w:tr>
+        <w:tc>
+          <w:tcPr>
+            <w:tcW w:type="dxa" w:w="8928"/>
+            <w:shd w:val="clear" w:color="auto" w:fill="1E3A8A"/>
+            <w:tcBorders>
+              <w:top w:val="single" w:sz="4" w:color="1E3A8A"/>
+              <w:left w:val="single" w:sz="4" w:color="1E3A8A"/>
+              <w:bottom w:val="single" w:sz="4" w:color="1E3A8A"/>
+              <w:right w:val="single" w:sz="4" w:color="1E3A8A"/>
+            </w:tcBorders>
+          </w:tcPr>
+          <w:p>
+            <w:r/>
+            <w:r>
+              <w:rPr>
+                <w:rFonts w:ascii="Calibri" w:hAnsi="Calibri"/>
+                <w:b/>
+                <w:color w:val="FFFFFF"/>
+                <w:sz w:val="20"/>
+              </w:rPr>
+              <w:t>Screen A5 — Employee Directory (Admin)</w:t>
+            </w:r>
+          </w:p>
+        </w:tc>
+      </w:tr>
+    </w:tbl>
+    <w:p>
+      <w:pPr>
+        <w:spacing w:before="0" w:after="40"/>
+        <w:jc w:val="center"/>
+      </w:pPr>
+      <w:r>
+        <w:drawing>
+          <wp:inline xmlns:a="http://schemas.openxmlformats.org/drawingml/2006/main" xmlns:pic="http://schemas.openxmlformats.org/drawingml/2006/picture">
+            <wp:extent cx="5669280" cy="2657475"/>
+            <wp:docPr id="11" name="Picture 11"/>
+            <wp:cNvGraphicFramePr>
+              <a:graphicFrameLocks noChangeAspect="1"/>
+            </wp:cNvGraphicFramePr>
+            <a:graphic>
+              <a:graphicData uri="http://schemas.openxmlformats.org/drawingml/2006/picture">
+                <pic:pic>
+                  <pic:nvPicPr>
+                    <pic:cNvPr id="0" name="05_admin_employees.png"/>
+                    <pic:cNvPicPr/>
+                  </pic:nvPicPr>
+                  <pic:blipFill>
+                    <a:blip r:embed="rId20"/>
+                    <a:stretch>
+                      <a:fillRect/>
+                    </a:stretch>
+                  </pic:blipFill>
+                  <pic:spPr>
+                    <a:xfrm>
+                      <a:off x="0" y="0"/>
+                      <a:ext cx="5669280" cy="2657475"/>
+                    </a:xfrm>
+                    <a:prstGeom prst="rect"/>
+                  </pic:spPr>
+                </pic:pic>
+              </a:graphicData>
+            </a:graphic>
+          </wp:inline>
+        </w:drawing>
+      </w:r>
+    </w:p>
+    <w:p>
+      <w:pPr>
+        <w:spacing w:before="0"/>
+        <w:jc w:val="center"/>
+      </w:pPr>
+      <w:r>
+        <w:rPr>
+          <w:i/>
+          <w:color w:val="64748B"/>
+          <w:sz w:val="19"/>
+        </w:rPr>
+        <w:t>Searchable, filterable directory with role and department context. Drives every people-related workflow.</w:t>
+      </w:r>
+    </w:p>
+    <w:p>
+      <w:pPr>
+        <w:spacing w:after="80"/>
+      </w:pPr>
+      <w:r>
+        <w:rPr>
+          <w:rFonts w:ascii="Calibri" w:hAnsi="Calibri"/>
+          <w:b w:val="0"/>
+          <w:i w:val="0"/>
+          <w:color w:val="0F172A"/>
+          <w:sz w:val="22"/>
+        </w:rPr>
+      </w:r>
+    </w:p>
+    <w:tbl>
+      <w:tblPr>
+        <w:tblW w:type="auto" w:w="0"/>
+        <w:jc w:val="center"/>
+        <w:tblLook w:firstColumn="1" w:firstRow="1" w:lastColumn="0" w:lastRow="0" w:noHBand="0" w:noVBand="1" w:val="04A0"/>
+      </w:tblPr>
+      <w:tblGrid>
+        <w:gridCol w:w="9972"/>
+      </w:tblGrid>
+      <w:tr>
+        <w:tc>
+          <w:tcPr>
+            <w:tcW w:type="dxa" w:w="8928"/>
+            <w:shd w:val="clear" w:color="auto" w:fill="1E3A8A"/>
+            <w:tcBorders>
+              <w:top w:val="single" w:sz="4" w:color="1E3A8A"/>
+              <w:left w:val="single" w:sz="4" w:color="1E3A8A"/>
+              <w:bottom w:val="single" w:sz="4" w:color="1E3A8A"/>
+              <w:right w:val="single" w:sz="4" w:color="1E3A8A"/>
+            </w:tcBorders>
+          </w:tcPr>
+          <w:p>
+            <w:r/>
+            <w:r>
+              <w:rPr>
+                <w:rFonts w:ascii="Calibri" w:hAnsi="Calibri"/>
+                <w:b/>
+                <w:color w:val="FFFFFF"/>
+                <w:sz w:val="20"/>
+              </w:rPr>
+              <w:t>Screen A6 — Timesheet Approvals (Admin / Manager)</w:t>
+            </w:r>
+          </w:p>
+        </w:tc>
+      </w:tr>
+    </w:tbl>
+    <w:p>
+      <w:pPr>
+        <w:spacing w:before="0" w:after="40"/>
+        <w:jc w:val="center"/>
+      </w:pPr>
+      <w:r>
+        <w:drawing>
+          <wp:inline xmlns:a="http://schemas.openxmlformats.org/drawingml/2006/main" xmlns:pic="http://schemas.openxmlformats.org/drawingml/2006/picture">
+            <wp:extent cx="5669280" cy="2657475"/>
+            <wp:docPr id="12" name="Picture 12"/>
+            <wp:cNvGraphicFramePr>
+              <a:graphicFrameLocks noChangeAspect="1"/>
+            </wp:cNvGraphicFramePr>
+            <a:graphic>
+              <a:graphicData uri="http://schemas.openxmlformats.org/drawingml/2006/picture">
+                <pic:pic>
+                  <pic:nvPicPr>
+                    <pic:cNvPr id="0" name="06_admin_timesheets.png"/>
+                    <pic:cNvPicPr/>
+                  </pic:nvPicPr>
+                  <pic:blipFill>
+                    <a:blip r:embed="rId21"/>
+                    <a:stretch>
+                      <a:fillRect/>
+                    </a:stretch>
+                  </pic:blipFill>
+                  <pic:spPr>
+                    <a:xfrm>
+                      <a:off x="0" y="0"/>
+                      <a:ext cx="5669280" cy="2657475"/>
+                    </a:xfrm>
+                    <a:prstGeom prst="rect"/>
+                  </pic:spPr>
+                </pic:pic>
+              </a:graphicData>
+            </a:graphic>
+          </wp:inline>
+        </w:drawing>
+      </w:r>
+    </w:p>
+    <w:p>
+      <w:pPr>
+        <w:spacing w:before="0"/>
+        <w:jc w:val="center"/>
+      </w:pPr>
+      <w:r>
+        <w:rPr>
+          <w:i/>
+          <w:color w:val="64748B"/>
+          <w:sz w:val="19"/>
+        </w:rPr>
+        <w:t>Pending timesheet review queue. Approve, reject, or request changes; bulk actions supported.</w:t>
+      </w:r>
+    </w:p>
+    <w:p>
+      <w:pPr>
+        <w:spacing w:after="80"/>
+      </w:pPr>
+      <w:r>
+        <w:rPr>
+          <w:rFonts w:ascii="Calibri" w:hAnsi="Calibri"/>
+          <w:b w:val="0"/>
+          <w:i w:val="0"/>
+          <w:color w:val="0F172A"/>
+          <w:sz w:val="22"/>
+        </w:rPr>
+      </w:r>
+    </w:p>
+    <w:tbl>
+      <w:tblPr>
+        <w:tblW w:type="auto" w:w="0"/>
+        <w:jc w:val="center"/>
+        <w:tblLook w:firstColumn="1" w:firstRow="1" w:lastColumn="0" w:lastRow="0" w:noHBand="0" w:noVBand="1" w:val="04A0"/>
+      </w:tblPr>
+      <w:tblGrid>
+        <w:gridCol w:w="9972"/>
+      </w:tblGrid>
+      <w:tr>
+        <w:tc>
+          <w:tcPr>
+            <w:tcW w:type="dxa" w:w="8928"/>
+            <w:shd w:val="clear" w:color="auto" w:fill="1E3A8A"/>
+            <w:tcBorders>
+              <w:top w:val="single" w:sz="4" w:color="1E3A8A"/>
+              <w:left w:val="single" w:sz="4" w:color="1E3A8A"/>
+              <w:bottom w:val="single" w:sz="4" w:color="1E3A8A"/>
+              <w:right w:val="single" w:sz="4" w:color="1E3A8A"/>
+            </w:tcBorders>
+          </w:tcPr>
+          <w:p>
+            <w:r/>
+            <w:r>
+              <w:rPr>
+                <w:rFonts w:ascii="Calibri" w:hAnsi="Calibri"/>
+                <w:b/>
+                <w:color w:val="FFFFFF"/>
+                <w:sz w:val="20"/>
+              </w:rPr>
+              <w:t>Screen A7 — Leave Approval Queue (Admin / Manager)</w:t>
+            </w:r>
+          </w:p>
+        </w:tc>
+      </w:tr>
+    </w:tbl>
+    <w:p>
+      <w:pPr>
+        <w:spacing w:before="0" w:after="40"/>
+        <w:jc w:val="center"/>
+      </w:pPr>
+      <w:r>
+        <w:drawing>
+          <wp:inline xmlns:a="http://schemas.openxmlformats.org/drawingml/2006/main" xmlns:pic="http://schemas.openxmlformats.org/drawingml/2006/picture">
+            <wp:extent cx="5669280" cy="2657475"/>
+            <wp:docPr id="13" name="Picture 13"/>
+            <wp:cNvGraphicFramePr>
+              <a:graphicFrameLocks noChangeAspect="1"/>
+            </wp:cNvGraphicFramePr>
+            <a:graphic>
+              <a:graphicData uri="http://schemas.openxmlformats.org/drawingml/2006/picture">
+                <pic:pic>
+                  <pic:nvPicPr>
+                    <pic:cNvPr id="0" name="07_admin_leave.png"/>
+                    <pic:cNvPicPr/>
+                  </pic:nvPicPr>
+                  <pic:blipFill>
+                    <a:blip r:embed="rId15"/>
+                    <a:stretch>
+                      <a:fillRect/>
+                    </a:stretch>
+                  </pic:blipFill>
+                  <pic:spPr>
+                    <a:xfrm>
+                      <a:off x="0" y="0"/>
+                      <a:ext cx="5669280" cy="2657475"/>
+                    </a:xfrm>
+                    <a:prstGeom prst="rect"/>
+                  </pic:spPr>
+                </pic:pic>
+              </a:graphicData>
+            </a:graphic>
+          </wp:inline>
+        </w:drawing>
+      </w:r>
+    </w:p>
+    <w:p>
+      <w:pPr>
+        <w:spacing w:before="0"/>
+        <w:jc w:val="center"/>
+      </w:pPr>
+      <w:r>
+        <w:rPr>
+          <w:i/>
+          <w:color w:val="64748B"/>
+          <w:sz w:val="19"/>
+        </w:rPr>
+        <w:t>Pending leave requests with balance, overlap, and policy context for one-click decisions.</w:t>
+      </w:r>
+    </w:p>
+    <w:p>
+      <w:pPr>
+        <w:spacing w:after="80"/>
+      </w:pPr>
+      <w:r>
+        <w:rPr>
+          <w:rFonts w:ascii="Calibri" w:hAnsi="Calibri"/>
+          <w:b w:val="0"/>
+          <w:i w:val="0"/>
+          <w:color w:val="0F172A"/>
+          <w:sz w:val="22"/>
+        </w:rPr>
+      </w:r>
+    </w:p>
+    <w:tbl>
+      <w:tblPr>
+        <w:tblW w:type="auto" w:w="0"/>
+        <w:jc w:val="center"/>
+        <w:tblLook w:firstColumn="1" w:firstRow="1" w:lastColumn="0" w:lastRow="0" w:noHBand="0" w:noVBand="1" w:val="04A0"/>
+      </w:tblPr>
+      <w:tblGrid>
+        <w:gridCol w:w="9972"/>
+      </w:tblGrid>
+      <w:tr>
+        <w:tc>
+          <w:tcPr>
+            <w:tcW w:type="dxa" w:w="8928"/>
+            <w:shd w:val="clear" w:color="auto" w:fill="1E3A8A"/>
+            <w:tcBorders>
+              <w:top w:val="single" w:sz="4" w:color="1E3A8A"/>
+              <w:left w:val="single" w:sz="4" w:color="1E3A8A"/>
+              <w:bottom w:val="single" w:sz="4" w:color="1E3A8A"/>
+              <w:right w:val="single" w:sz="4" w:color="1E3A8A"/>
+            </w:tcBorders>
+          </w:tcPr>
+          <w:p>
+            <w:r/>
+            <w:r>
+              <w:rPr>
+                <w:rFonts w:ascii="Calibri" w:hAnsi="Calibri"/>
+                <w:b/>
+                <w:color w:val="FFFFFF"/>
+                <w:sz w:val="20"/>
+              </w:rPr>
+              <w:t>Screen A8 — Tickets / Helpdesk (Admin View)</w:t>
+            </w:r>
+          </w:p>
+        </w:tc>
+      </w:tr>
+    </w:tbl>
+    <w:p>
+      <w:pPr>
+        <w:spacing w:before="0" w:after="40"/>
+        <w:jc w:val="center"/>
+      </w:pPr>
+      <w:r>
+        <w:drawing>
+          <wp:inline xmlns:a="http://schemas.openxmlformats.org/drawingml/2006/main" xmlns:pic="http://schemas.openxmlformats.org/drawingml/2006/picture">
+            <wp:extent cx="5669280" cy="2657475"/>
+            <wp:docPr id="14" name="Picture 14"/>
+            <wp:cNvGraphicFramePr>
+              <a:graphicFrameLocks noChangeAspect="1"/>
+            </wp:cNvGraphicFramePr>
+            <a:graphic>
+              <a:graphicData uri="http://schemas.openxmlformats.org/drawingml/2006/picture">
+                <pic:pic>
+                  <pic:nvPicPr>
+                    <pic:cNvPr id="0" name="08_admin_tickets.png"/>
+                    <pic:cNvPicPr/>
+                  </pic:nvPicPr>
+                  <pic:blipFill>
+                    <a:blip r:embed="rId16"/>
+                    <a:stretch>
+                      <a:fillRect/>
+                    </a:stretch>
+                  </pic:blipFill>
+                  <pic:spPr>
+                    <a:xfrm>
+                      <a:off x="0" y="0"/>
+                      <a:ext cx="5669280" cy="2657475"/>
+                    </a:xfrm>
+                    <a:prstGeom prst="rect"/>
+                  </pic:spPr>
+                </pic:pic>
+              </a:graphicData>
+            </a:graphic>
+          </wp:inline>
+        </w:drawing>
+      </w:r>
+    </w:p>
+    <w:p>
+      <w:pPr>
+        <w:spacing w:before="0"/>
+        <w:jc w:val="center"/>
+      </w:pPr>
+      <w:r>
+        <w:rPr>
+          <w:i/>
+          <w:color w:val="64748B"/>
+          <w:sz w:val="19"/>
+        </w:rPr>
+        <w:t>Internal helpdesk with categorization, SLA visibility, and threaded responses.</w:t>
+      </w:r>
+    </w:p>
+    <w:p>
+      <w:pPr>
+        <w:spacing w:after="80"/>
+      </w:pPr>
+      <w:r>
+        <w:rPr>
+          <w:rFonts w:ascii="Calibri" w:hAnsi="Calibri"/>
+          <w:b w:val="0"/>
+          <w:i w:val="0"/>
+          <w:color w:val="0F172A"/>
+          <w:sz w:val="22"/>
+        </w:rPr>
+      </w:r>
+    </w:p>
+    <w:tbl>
+      <w:tblPr>
+        <w:tblW w:type="auto" w:w="0"/>
+        <w:jc w:val="center"/>
+        <w:tblLook w:firstColumn="1" w:firstRow="1" w:lastColumn="0" w:lastRow="0" w:noHBand="0" w:noVBand="1" w:val="04A0"/>
+      </w:tblPr>
+      <w:tblGrid>
+        <w:gridCol w:w="9972"/>
+      </w:tblGrid>
+      <w:tr>
+        <w:tc>
+          <w:tcPr>
+            <w:tcW w:type="dxa" w:w="8928"/>
+            <w:shd w:val="clear" w:color="auto" w:fill="1E3A8A"/>
+            <w:tcBorders>
+              <w:top w:val="single" w:sz="4" w:color="1E3A8A"/>
+              <w:left w:val="single" w:sz="4" w:color="1E3A8A"/>
+              <w:bottom w:val="single" w:sz="4" w:color="1E3A8A"/>
+              <w:right w:val="single" w:sz="4" w:color="1E3A8A"/>
+            </w:tcBorders>
+          </w:tcPr>
+          <w:p>
+            <w:r/>
+            <w:r>
+              <w:rPr>
+                <w:rFonts w:ascii="Calibri" w:hAnsi="Calibri"/>
+                <w:b/>
+                <w:color w:val="FFFFFF"/>
+                <w:sz w:val="20"/>
+              </w:rPr>
+              <w:t>Screen A9 — Unified Calendar</w:t>
+            </w:r>
+          </w:p>
+        </w:tc>
+      </w:tr>
+    </w:tbl>
+    <w:p>
+      <w:pPr>
+        <w:spacing w:before="0" w:after="40"/>
+        <w:jc w:val="center"/>
+      </w:pPr>
+      <w:r>
+        <w:drawing>
+          <wp:inline xmlns:a="http://schemas.openxmlformats.org/drawingml/2006/main" xmlns:pic="http://schemas.openxmlformats.org/drawingml/2006/picture">
+            <wp:extent cx="5669280" cy="2657475"/>
+            <wp:docPr id="15" name="Picture 15"/>
+            <wp:cNvGraphicFramePr>
+              <a:graphicFrameLocks noChangeAspect="1"/>
+            </wp:cNvGraphicFramePr>
+            <a:graphic>
+              <a:graphicData uri="http://schemas.openxmlformats.org/drawingml/2006/picture">
+                <pic:pic>
+                  <pic:nvPicPr>
+                    <pic:cNvPr id="0" name="09_admin_calendar.png"/>
+                    <pic:cNvPicPr/>
+                  </pic:nvPicPr>
+                  <pic:blipFill>
+                    <a:blip r:embed="rId22"/>
+                    <a:stretch>
+                      <a:fillRect/>
+                    </a:stretch>
+                  </pic:blipFill>
+                  <pic:spPr>
+                    <a:xfrm>
+                      <a:off x="0" y="0"/>
+                      <a:ext cx="5669280" cy="2657475"/>
+                    </a:xfrm>
+                    <a:prstGeom prst="rect"/>
+                  </pic:spPr>
+                </pic:pic>
+              </a:graphicData>
+            </a:graphic>
+          </wp:inline>
+        </w:drawing>
+      </w:r>
+    </w:p>
+    <w:p>
+      <w:pPr>
+        <w:spacing w:before="0"/>
+        <w:jc w:val="center"/>
+      </w:pPr>
+      <w:r>
+        <w:rPr>
+          <w:i/>
+          <w:color w:val="64748B"/>
+          <w:sz w:val="19"/>
+        </w:rPr>
+        <w:t>Approved leaves, company events, and scheduled meetings on a single calendar — Day, Week, Month, Agenda views.</w:t>
+      </w:r>
+    </w:p>
+    <w:p>
+      <w:pPr>
+        <w:spacing w:after="80"/>
+      </w:pPr>
+      <w:r>
+        <w:rPr>
+          <w:rFonts w:ascii="Calibri" w:hAnsi="Calibri"/>
+          <w:b w:val="0"/>
+          <w:i w:val="0"/>
+          <w:color w:val="0F172A"/>
+          <w:sz w:val="22"/>
+        </w:rPr>
+      </w:r>
+    </w:p>
+    <w:tbl>
+      <w:tblPr>
+        <w:tblW w:type="auto" w:w="0"/>
+        <w:jc w:val="center"/>
+        <w:tblLook w:firstColumn="1" w:firstRow="1" w:lastColumn="0" w:lastRow="0" w:noHBand="0" w:noVBand="1" w:val="04A0"/>
+      </w:tblPr>
+      <w:tblGrid>
+        <w:gridCol w:w="9972"/>
+      </w:tblGrid>
+      <w:tr>
+        <w:tc>
+          <w:tcPr>
+            <w:tcW w:type="dxa" w:w="8928"/>
+            <w:shd w:val="clear" w:color="auto" w:fill="1E3A8A"/>
+            <w:tcBorders>
+              <w:top w:val="single" w:sz="4" w:color="1E3A8A"/>
+              <w:left w:val="single" w:sz="4" w:color="1E3A8A"/>
+              <w:bottom w:val="single" w:sz="4" w:color="1E3A8A"/>
+              <w:right w:val="single" w:sz="4" w:color="1E3A8A"/>
+            </w:tcBorders>
+          </w:tcPr>
+          <w:p>
+            <w:r/>
+            <w:r>
+              <w:rPr>
+                <w:rFonts w:ascii="Calibri" w:hAnsi="Calibri"/>
+                <w:b/>
+                <w:color w:val="FFFFFF"/>
+                <w:sz w:val="20"/>
+              </w:rPr>
+              <w:t>Screen A10 — Projects &amp; Allocation</w:t>
+            </w:r>
+          </w:p>
+        </w:tc>
+      </w:tr>
+    </w:tbl>
+    <w:p>
+      <w:pPr>
+        <w:spacing w:before="0" w:after="40"/>
+        <w:jc w:val="center"/>
+      </w:pPr>
+      <w:r>
+        <w:drawing>
+          <wp:inline xmlns:a="http://schemas.openxmlformats.org/drawingml/2006/main" xmlns:pic="http://schemas.openxmlformats.org/drawingml/2006/picture">
+            <wp:extent cx="5669280" cy="2657475"/>
+            <wp:docPr id="16" name="Picture 16"/>
+            <wp:cNvGraphicFramePr>
+              <a:graphicFrameLocks noChangeAspect="1"/>
+            </wp:cNvGraphicFramePr>
+            <a:graphic>
+              <a:graphicData uri="http://schemas.openxmlformats.org/drawingml/2006/picture">
+                <pic:pic>
+                  <pic:nvPicPr>
+                    <pic:cNvPr id="0" name="10_admin_projects.png"/>
+                    <pic:cNvPicPr/>
+                  </pic:nvPicPr>
+                  <pic:blipFill>
+                    <a:blip r:embed="rId23"/>
+                    <a:stretch>
+                      <a:fillRect/>
+                    </a:stretch>
+                  </pic:blipFill>
+                  <pic:spPr>
+                    <a:xfrm>
+                      <a:off x="0" y="0"/>
+                      <a:ext cx="5669280" cy="2657475"/>
+                    </a:xfrm>
+                    <a:prstGeom prst="rect"/>
+                  </pic:spPr>
+                </pic:pic>
+              </a:graphicData>
+            </a:graphic>
+          </wp:inline>
+        </w:drawing>
+      </w:r>
+    </w:p>
+    <w:p>
+      <w:pPr>
+        <w:spacing w:before="0"/>
+        <w:jc w:val="center"/>
+      </w:pPr>
+      <w:r>
+        <w:rPr>
+          <w:i/>
+          <w:color w:val="64748B"/>
+          <w:sz w:val="19"/>
+        </w:rPr>
+        <w:t>Project list with capacity and allocation overview — drives the utilization reports.</w:t>
+      </w:r>
+    </w:p>
+    <w:p>
+      <w:pPr>
+        <w:spacing w:after="80"/>
+      </w:pPr>
+      <w:r>
+        <w:rPr>
+          <w:rFonts w:ascii="Calibri" w:hAnsi="Calibri"/>
+          <w:b w:val="0"/>
+          <w:i w:val="0"/>
+          <w:color w:val="0F172A"/>
+          <w:sz w:val="22"/>
+        </w:rPr>
+      </w:r>
+    </w:p>
+    <w:p>
+      <w:r>
+        <w:br w:type="page"/>
+      </w:r>
+    </w:p>
+    <w:p>
+      <w:pPr>
+        <w:spacing w:before="160" w:after="120"/>
+      </w:pPr>
+      <w:r>
+        <w:rPr>
+          <w:rFonts w:ascii="Calibri" w:hAnsi="Calibri"/>
+          <w:b/>
+          <w:color w:val="1E3A8A"/>
+          <w:sz w:val="32"/>
+        </w:rPr>
+        <w:t>A.3 Employee Self-Service Views</w:t>
+      </w:r>
+    </w:p>
+    <w:tbl>
+      <w:tblPr>
+        <w:tblW w:type="auto" w:w="0"/>
+        <w:jc w:val="center"/>
+        <w:tblLook w:firstColumn="1" w:firstRow="1" w:lastColumn="0" w:lastRow="0" w:noHBand="0" w:noVBand="1" w:val="04A0"/>
+      </w:tblPr>
+      <w:tblGrid>
+        <w:gridCol w:w="9972"/>
+      </w:tblGrid>
+      <w:tr>
+        <w:tc>
+          <w:tcPr>
+            <w:tcW w:type="dxa" w:w="8928"/>
+            <w:shd w:val="clear" w:color="auto" w:fill="1E3A8A"/>
+            <w:tcBorders>
+              <w:top w:val="single" w:sz="4" w:color="1E3A8A"/>
+              <w:left w:val="single" w:sz="4" w:color="1E3A8A"/>
+              <w:bottom w:val="single" w:sz="4" w:color="1E3A8A"/>
+              <w:right w:val="single" w:sz="4" w:color="1E3A8A"/>
+            </w:tcBorders>
+          </w:tcPr>
+          <w:p>
+            <w:r/>
+            <w:r>
+              <w:rPr>
+                <w:rFonts w:ascii="Calibri" w:hAnsi="Calibri"/>
+                <w:b/>
+                <w:color w:val="FFFFFF"/>
+                <w:sz w:val="20"/>
+              </w:rPr>
+              <w:t>Screen A11 — Employee Dashboard</w:t>
+            </w:r>
+          </w:p>
+        </w:tc>
+      </w:tr>
+    </w:tbl>
+    <w:p>
+      <w:pPr>
+        <w:spacing w:before="0" w:after="40"/>
+        <w:jc w:val="center"/>
+      </w:pPr>
+      <w:r>
+        <w:drawing>
+          <wp:inline xmlns:a="http://schemas.openxmlformats.org/drawingml/2006/main" xmlns:pic="http://schemas.openxmlformats.org/drawingml/2006/picture">
+            <wp:extent cx="5669280" cy="2657475"/>
+            <wp:docPr id="17" name="Picture 17"/>
+            <wp:cNvGraphicFramePr>
+              <a:graphicFrameLocks noChangeAspect="1"/>
+            </wp:cNvGraphicFramePr>
+            <a:graphic>
+              <a:graphicData uri="http://schemas.openxmlformats.org/drawingml/2006/picture">
+                <pic:pic>
+                  <pic:nvPicPr>
+                    <pic:cNvPr id="0" name="11_employee_dashboard.png"/>
+                    <pic:cNvPicPr/>
+                  </pic:nvPicPr>
+                  <pic:blipFill>
+                    <a:blip r:embed="rId24"/>
+                    <a:stretch>
+                      <a:fillRect/>
+                    </a:stretch>
+                  </pic:blipFill>
+                  <pic:spPr>
+                    <a:xfrm>
+                      <a:off x="0" y="0"/>
+                      <a:ext cx="5669280" cy="2657475"/>
+                    </a:xfrm>
+                    <a:prstGeom prst="rect"/>
+                  </pic:spPr>
+                </pic:pic>
+              </a:graphicData>
+            </a:graphic>
+          </wp:inline>
+        </w:drawing>
+      </w:r>
+    </w:p>
+    <w:p>
+      <w:pPr>
+        <w:spacing w:before="0"/>
+        <w:jc w:val="center"/>
+      </w:pPr>
+      <w:r>
+        <w:rPr>
+          <w:i/>
+          <w:color w:val="64748B"/>
+          <w:sz w:val="19"/>
+        </w:rPr>
+        <w:t>Self-service home: clock in/out, pending requests, announcements, quick actions.</w:t>
+      </w:r>
+    </w:p>
+    <w:p>
+      <w:pPr>
+        <w:spacing w:after="80"/>
+      </w:pPr>
+      <w:r>
+        <w:rPr>
+          <w:rFonts w:ascii="Calibri" w:hAnsi="Calibri"/>
+          <w:b w:val="0"/>
+          <w:i w:val="0"/>
+          <w:color w:val="0F172A"/>
+          <w:sz w:val="22"/>
+        </w:rPr>
+      </w:r>
+    </w:p>
+    <w:tbl>
+      <w:tblPr>
+        <w:tblW w:type="auto" w:w="0"/>
+        <w:jc w:val="center"/>
+        <w:tblLook w:firstColumn="1" w:firstRow="1" w:lastColumn="0" w:lastRow="0" w:noHBand="0" w:noVBand="1" w:val="04A0"/>
+      </w:tblPr>
+      <w:tblGrid>
+        <w:gridCol w:w="9972"/>
+      </w:tblGrid>
+      <w:tr>
+        <w:tc>
+          <w:tcPr>
+            <w:tcW w:type="dxa" w:w="8928"/>
+            <w:shd w:val="clear" w:color="auto" w:fill="1E3A8A"/>
+            <w:tcBorders>
+              <w:top w:val="single" w:sz="4" w:color="1E3A8A"/>
+              <w:left w:val="single" w:sz="4" w:color="1E3A8A"/>
+              <w:bottom w:val="single" w:sz="4" w:color="1E3A8A"/>
+              <w:right w:val="single" w:sz="4" w:color="1E3A8A"/>
+            </w:tcBorders>
+          </w:tcPr>
+          <w:p>
+            <w:r/>
+            <w:r>
+              <w:rPr>
+                <w:rFonts w:ascii="Calibri" w:hAnsi="Calibri"/>
+                <w:b/>
+                <w:color w:val="FFFFFF"/>
+                <w:sz w:val="20"/>
+              </w:rPr>
+              <w:t>Screen A12 — Employee Leave</w:t>
+            </w:r>
+          </w:p>
+        </w:tc>
+      </w:tr>
+    </w:tbl>
+    <w:p>
+      <w:pPr>
+        <w:spacing w:before="0" w:after="40"/>
+        <w:jc w:val="center"/>
+      </w:pPr>
+      <w:r>
+        <w:drawing>
+          <wp:inline xmlns:a="http://schemas.openxmlformats.org/drawingml/2006/main" xmlns:pic="http://schemas.openxmlformats.org/drawingml/2006/picture">
+            <wp:extent cx="5669280" cy="2657475"/>
+            <wp:docPr id="18" name="Picture 18"/>
+            <wp:cNvGraphicFramePr>
+              <a:graphicFrameLocks noChangeAspect="1"/>
+            </wp:cNvGraphicFramePr>
+            <a:graphic>
+              <a:graphicData uri="http://schemas.openxmlformats.org/drawingml/2006/picture">
+                <pic:pic>
+                  <pic:nvPicPr>
+                    <pic:cNvPr id="0" name="12_employee_leave.png"/>
+                    <pic:cNvPicPr/>
+                  </pic:nvPicPr>
+                  <pic:blipFill>
+                    <a:blip r:embed="rId25"/>
+                    <a:stretch>
+                      <a:fillRect/>
+                    </a:stretch>
+                  </pic:blipFill>
+                  <pic:spPr>
+                    <a:xfrm>
+                      <a:off x="0" y="0"/>
+                      <a:ext cx="5669280" cy="2657475"/>
+                    </a:xfrm>
+                    <a:prstGeom prst="rect"/>
+                  </pic:spPr>
+                </pic:pic>
+              </a:graphicData>
+            </a:graphic>
+          </wp:inline>
+        </w:drawing>
+      </w:r>
+    </w:p>
+    <w:p>
+      <w:pPr>
+        <w:spacing w:before="0"/>
+        <w:jc w:val="center"/>
+      </w:pPr>
+      <w:r>
+        <w:rPr>
+          <w:i/>
+          <w:color w:val="64748B"/>
+          <w:sz w:val="19"/>
+        </w:rPr>
+        <w:t>Real-time leave balance with request submission, status tracking, and PDF export.</w:t>
+      </w:r>
+    </w:p>
+    <w:p>
+      <w:pPr>
+        <w:spacing w:after="80"/>
+      </w:pPr>
+      <w:r>
+        <w:rPr>
+          <w:rFonts w:ascii="Calibri" w:hAnsi="Calibri"/>
+          <w:b w:val="0"/>
+          <w:i w:val="0"/>
+          <w:color w:val="0F172A"/>
+          <w:sz w:val="22"/>
+        </w:rPr>
+      </w:r>
+    </w:p>
+    <w:tbl>
+      <w:tblPr>
+        <w:tblW w:type="auto" w:w="0"/>
+        <w:jc w:val="center"/>
+        <w:tblLook w:firstColumn="1" w:firstRow="1" w:lastColumn="0" w:lastRow="0" w:noHBand="0" w:noVBand="1" w:val="04A0"/>
+      </w:tblPr>
+      <w:tblGrid>
+        <w:gridCol w:w="9972"/>
+      </w:tblGrid>
+      <w:tr>
+        <w:tc>
+          <w:tcPr>
+            <w:tcW w:type="dxa" w:w="8928"/>
+            <w:shd w:val="clear" w:color="auto" w:fill="1E3A8A"/>
+            <w:tcBorders>
+              <w:top w:val="single" w:sz="4" w:color="1E3A8A"/>
+              <w:left w:val="single" w:sz="4" w:color="1E3A8A"/>
+              <w:bottom w:val="single" w:sz="4" w:color="1E3A8A"/>
+              <w:right w:val="single" w:sz="4" w:color="1E3A8A"/>
+            </w:tcBorders>
+          </w:tcPr>
+          <w:p>
+            <w:r/>
+            <w:r>
+              <w:rPr>
+                <w:rFonts w:ascii="Calibri" w:hAnsi="Calibri"/>
+                <w:b/>
+                <w:color w:val="FFFFFF"/>
+                <w:sz w:val="20"/>
+              </w:rPr>
+              <w:t>Screen A13 — Document Vault</w:t>
+            </w:r>
+          </w:p>
+        </w:tc>
+      </w:tr>
+    </w:tbl>
+    <w:p>
+      <w:pPr>
+        <w:spacing w:before="0" w:after="40"/>
+        <w:jc w:val="center"/>
+      </w:pPr>
+      <w:r>
+        <w:drawing>
+          <wp:inline xmlns:a="http://schemas.openxmlformats.org/drawingml/2006/main" xmlns:pic="http://schemas.openxmlformats.org/drawingml/2006/picture">
+            <wp:extent cx="5669280" cy="2657475"/>
+            <wp:docPr id="19" name="Picture 19"/>
+            <wp:cNvGraphicFramePr>
+              <a:graphicFrameLocks noChangeAspect="1"/>
+            </wp:cNvGraphicFramePr>
+            <a:graphic>
+              <a:graphicData uri="http://schemas.openxmlformats.org/drawingml/2006/picture">
+                <pic:pic>
+                  <pic:nvPicPr>
+                    <pic:cNvPr id="0" name="13_employee_documents.png"/>
+                    <pic:cNvPicPr/>
+                  </pic:nvPicPr>
+                  <pic:blipFill>
+                    <a:blip r:embed="rId26"/>
+                    <a:stretch>
+                      <a:fillRect/>
+                    </a:stretch>
+                  </pic:blipFill>
+                  <pic:spPr>
+                    <a:xfrm>
+                      <a:off x="0" y="0"/>
+                      <a:ext cx="5669280" cy="2657475"/>
+                    </a:xfrm>
+                    <a:prstGeom prst="rect"/>
+                  </pic:spPr>
+                </pic:pic>
+              </a:graphicData>
+            </a:graphic>
+          </wp:inline>
+        </w:drawing>
+      </w:r>
+    </w:p>
+    <w:p>
+      <w:pPr>
+        <w:spacing w:before="0"/>
+        <w:jc w:val="center"/>
+      </w:pPr>
+      <w:r>
+        <w:rPr>
+          <w:i/>
+          <w:color w:val="64748B"/>
+          <w:sz w:val="19"/>
+        </w:rPr>
+        <w:t>PIN-secured personal document vault — payslips, offer letters, signed policies.</w:t>
+      </w:r>
+    </w:p>
+    <w:p>
+      <w:pPr>
+        <w:spacing w:after="80"/>
+      </w:pPr>
+      <w:r>
+        <w:rPr>
+          <w:rFonts w:ascii="Calibri" w:hAnsi="Calibri"/>
+          <w:b w:val="0"/>
+          <w:i w:val="0"/>
+          <w:color w:val="0F172A"/>
+          <w:sz w:val="22"/>
+        </w:rPr>
+      </w:r>
+    </w:p>
+    <w:tbl>
+      <w:tblPr>
+        <w:tblW w:type="auto" w:w="0"/>
+        <w:jc w:val="center"/>
+        <w:tblLook w:firstColumn="1" w:firstRow="1" w:lastColumn="0" w:lastRow="0" w:noHBand="0" w:noVBand="1" w:val="04A0"/>
+      </w:tblPr>
+      <w:tblGrid>
+        <w:gridCol w:w="9972"/>
+      </w:tblGrid>
+      <w:tr>
+        <w:tc>
+          <w:tcPr>
+            <w:tcW w:type="dxa" w:w="8928"/>
+            <w:shd w:val="clear" w:color="auto" w:fill="1E3A8A"/>
+            <w:tcBorders>
+              <w:top w:val="single" w:sz="4" w:color="1E3A8A"/>
+              <w:left w:val="single" w:sz="4" w:color="1E3A8A"/>
+              <w:bottom w:val="single" w:sz="4" w:color="1E3A8A"/>
+              <w:right w:val="single" w:sz="4" w:color="1E3A8A"/>
+            </w:tcBorders>
+          </w:tcPr>
+          <w:p>
+            <w:r/>
+            <w:r>
+              <w:rPr>
+                <w:rFonts w:ascii="Calibri" w:hAnsi="Calibri"/>
+                <w:b/>
+                <w:color w:val="FFFFFF"/>
+                <w:sz w:val="20"/>
+              </w:rPr>
+              <w:t>Screen A14 — Employee Timesheet</w:t>
+            </w:r>
+          </w:p>
+        </w:tc>
+      </w:tr>
+    </w:tbl>
+    <w:p>
+      <w:pPr>
+        <w:spacing w:before="0" w:after="40"/>
+        <w:jc w:val="center"/>
+      </w:pPr>
+      <w:r>
+        <w:drawing>
+          <wp:inline xmlns:a="http://schemas.openxmlformats.org/drawingml/2006/main" xmlns:pic="http://schemas.openxmlformats.org/drawingml/2006/picture">
+            <wp:extent cx="5669280" cy="2657475"/>
+            <wp:docPr id="20" name="Picture 20"/>
+            <wp:cNvGraphicFramePr>
+              <a:graphicFrameLocks noChangeAspect="1"/>
+            </wp:cNvGraphicFramePr>
+            <a:graphic>
+              <a:graphicData uri="http://schemas.openxmlformats.org/drawingml/2006/picture">
+                <pic:pic>
+                  <pic:nvPicPr>
+                    <pic:cNvPr id="0" name="14_employee_timesheet.png"/>
+                    <pic:cNvPicPr/>
+                  </pic:nvPicPr>
+                  <pic:blipFill>
+                    <a:blip r:embed="rId27"/>
+                    <a:stretch>
+                      <a:fillRect/>
+                    </a:stretch>
+                  </pic:blipFill>
+                  <pic:spPr>
+                    <a:xfrm>
+                      <a:off x="0" y="0"/>
+                      <a:ext cx="5669280" cy="2657475"/>
+                    </a:xfrm>
+                    <a:prstGeom prst="rect"/>
+                  </pic:spPr>
+                </pic:pic>
+              </a:graphicData>
+            </a:graphic>
+          </wp:inline>
+        </w:drawing>
+      </w:r>
+    </w:p>
+    <w:p>
+      <w:pPr>
+        <w:spacing w:before="0"/>
+        <w:jc w:val="center"/>
+      </w:pPr>
+      <w:r>
+        <w:rPr>
+          <w:i/>
+          <w:color w:val="64748B"/>
+          <w:sz w:val="19"/>
+        </w:rPr>
+        <w:t>Daily/weekly entry with project tagging, drafts, and submit-for-approval workflow.</w:t>
+      </w:r>
+    </w:p>
+    <w:p>
+      <w:pPr>
+        <w:spacing w:after="80"/>
+      </w:pPr>
+      <w:r>
+        <w:rPr>
+          <w:rFonts w:ascii="Calibri" w:hAnsi="Calibri"/>
+          <w:b w:val="0"/>
+          <w:i w:val="0"/>
+          <w:color w:val="0F172A"/>
+          <w:sz w:val="22"/>
+        </w:rPr>
+      </w:r>
+    </w:p>
+    <w:tbl>
+      <w:tblPr>
+        <w:tblW w:type="auto" w:w="0"/>
+        <w:jc w:val="center"/>
+        <w:tblLook w:firstColumn="1" w:firstRow="1" w:lastColumn="0" w:lastRow="0" w:noHBand="0" w:noVBand="1" w:val="04A0"/>
+      </w:tblPr>
+      <w:tblGrid>
+        <w:gridCol w:w="9972"/>
+      </w:tblGrid>
+      <w:tr>
+        <w:tc>
+          <w:tcPr>
+            <w:tcW w:type="dxa" w:w="8928"/>
+            <w:shd w:val="clear" w:color="auto" w:fill="1E3A8A"/>
+            <w:tcBorders>
+              <w:top w:val="single" w:sz="4" w:color="1E3A8A"/>
+              <w:left w:val="single" w:sz="4" w:color="1E3A8A"/>
+              <w:bottom w:val="single" w:sz="4" w:color="1E3A8A"/>
+              <w:right w:val="single" w:sz="4" w:color="1E3A8A"/>
+            </w:tcBorders>
+          </w:tcPr>
+          <w:p>
+            <w:r/>
+            <w:r>
+              <w:rPr>
+                <w:rFonts w:ascii="Calibri" w:hAnsi="Calibri"/>
+                <w:b/>
+                <w:color w:val="FFFFFF"/>
+                <w:sz w:val="20"/>
+              </w:rPr>
+              <w:t>Screen A15 — Employee Tickets</w:t>
+            </w:r>
+          </w:p>
+        </w:tc>
+      </w:tr>
+    </w:tbl>
+    <w:p>
+      <w:pPr>
+        <w:spacing w:before="0" w:after="40"/>
+        <w:jc w:val="center"/>
+      </w:pPr>
+      <w:r>
+        <w:drawing>
+          <wp:inline xmlns:a="http://schemas.openxmlformats.org/drawingml/2006/main" xmlns:pic="http://schemas.openxmlformats.org/drawingml/2006/picture">
+            <wp:extent cx="5669280" cy="2657475"/>
+            <wp:docPr id="21" name="Picture 21"/>
+            <wp:cNvGraphicFramePr>
+              <a:graphicFrameLocks noChangeAspect="1"/>
+            </wp:cNvGraphicFramePr>
+            <a:graphic>
+              <a:graphicData uri="http://schemas.openxmlformats.org/drawingml/2006/picture">
+                <pic:pic>
+                  <pic:nvPicPr>
+                    <pic:cNvPr id="0" name="15_employee_tickets.png"/>
+                    <pic:cNvPicPr/>
+                  </pic:nvPicPr>
+                  <pic:blipFill>
+                    <a:blip r:embed="rId28"/>
+                    <a:stretch>
+                      <a:fillRect/>
+                    </a:stretch>
+                  </pic:blipFill>
+                  <pic:spPr>
+                    <a:xfrm>
+                      <a:off x="0" y="0"/>
+                      <a:ext cx="5669280" cy="2657475"/>
+                    </a:xfrm>
+                    <a:prstGeom prst="rect"/>
+                  </pic:spPr>
+                </pic:pic>
+              </a:graphicData>
+            </a:graphic>
+          </wp:inline>
+        </w:drawing>
+      </w:r>
+    </w:p>
+    <w:p>
+      <w:pPr>
+        <w:spacing w:before="0"/>
+        <w:jc w:val="center"/>
+      </w:pPr>
+      <w:r>
+        <w:rPr>
+          <w:i/>
+          <w:color w:val="64748B"/>
+          <w:sz w:val="19"/>
+        </w:rPr>
+        <w:t>Raise and track internal support tickets; threaded comments and status updates.</w:t>
+      </w:r>
+    </w:p>
+    <w:p>
+      <w:pPr>
+        <w:spacing w:after="80"/>
+      </w:pPr>
+      <w:r>
+        <w:rPr>
+          <w:rFonts w:ascii="Calibri" w:hAnsi="Calibri"/>
+          <w:b w:val="0"/>
+          <w:i w:val="0"/>
+          <w:color w:val="0F172A"/>
+          <w:sz w:val="22"/>
+        </w:rPr>
+      </w:r>
+    </w:p>
     <w:sectPr>
       <w:headerReference w:type="default" r:id="rId10"/>
       <w:footerReference w:type="default" r:id="rId11"/>

--- a/documents/perfect_solutions/Perfect_Solutions_BRD_v1.0.docx
+++ b/documents/perfect_solutions/Perfect_Solutions_BRD_v1.0.docx
@@ -94,7 +94,7 @@
           <w:color w:val="64748B"/>
           <w:sz w:val="32"/>
         </w:rPr>
-        <w:t>AurborBloom HRMS Implementation</w:t>
+        <w:t>Internal HRMS Implementation</w:t>
       </w:r>
     </w:p>
     <w:p>
@@ -212,7 +212,7 @@
                 <w:color w:val="0F172A"/>
                 <w:sz w:val="22"/>
               </w:rPr>
-              <w:t>May 11, 2026</w:t>
+              <w:t>May 12, 2026</w:t>
             </w:r>
           </w:p>
         </w:tc>
@@ -282,7 +282,7 @@
                 <w:color w:val="0F172A"/>
                 <w:sz w:val="22"/>
               </w:rPr>
-              <w:t>AurborBloom Product &amp; Implementation Team</w:t>
+              <w:t>IT &amp; Product Implementation Team</w:t>
             </w:r>
           </w:p>
         </w:tc>
@@ -472,7 +472,7 @@
                 <w:color w:val="0F172A"/>
                 <w:sz w:val="20"/>
               </w:rPr>
-              <w:t>AurborBloom PM</w:t>
+              <w:t>Project Manager</w:t>
             </w:r>
           </w:p>
         </w:tc>
@@ -633,7 +633,7 @@
                 <w:color w:val="0F172A"/>
                 <w:sz w:val="20"/>
               </w:rPr>
-              <w:t>2026-05-11</w:t>
+              <w:t>2026-05-12</w:t>
             </w:r>
           </w:p>
         </w:tc>
@@ -651,7 +651,7 @@
                 <w:color w:val="0F172A"/>
                 <w:sz w:val="20"/>
               </w:rPr>
-              <w:t>AurborBloom PM</w:t>
+              <w:t>Project Manager</w:t>
             </w:r>
           </w:p>
         </w:tc>
@@ -1043,7 +1043,7 @@
                 <w:color w:val="0F172A"/>
                 <w:sz w:val="20"/>
               </w:rPr>
-              <w:t>AurborBloom</w:t>
+              <w:t>Perfect Solutions IT</w:t>
             </w:r>
           </w:p>
         </w:tc>
@@ -1097,7 +1097,7 @@
                 <w:color w:val="0F172A"/>
                 <w:sz w:val="20"/>
               </w:rPr>
-              <w:t>AurborBloom</w:t>
+              <w:t>Perfect Solutions IT</w:t>
             </w:r>
           </w:p>
         </w:tc>
@@ -1154,7 +1154,7 @@
           <w:color w:val="0F172A"/>
           <w:sz w:val="22"/>
         </w:rPr>
-        <w:t>Perfect Solutions is a mid-sized IT Services and Software Development firm headquartered in the United States, operating with a workforce of approximately 51–250 employees distributed across engineering, sales, marketing, finance, human resources, and general operations. As the company scales its delivery footprint and onboards increasingly distributed talent, it has identified the need to consolidate its people-operations stack onto a single, multi-tenant SaaS platform — AurborBloom HRMS.</w:t>
+        <w:t>Perfect Solutions is a mid-sized IT Services and Software Development firm headquartered in the United States, operating with a workforce of approximately 51–250 employees distributed across engineering, sales, marketing, finance, human resources, and general operations. As the company scales its delivery footprint and onboards increasingly distributed talent, it has identified the need to consolidate its people-operations stack onto a single, multi-tenant SaaS platform — Perfect Solutions HRMS.</w:t>
       </w:r>
     </w:p>
     <w:p>
@@ -1169,7 +1169,7 @@
           <w:color w:val="0F172A"/>
           <w:sz w:val="22"/>
         </w:rPr>
-        <w:t>This Business Requirements Document (BRD) captures the consolidated set of business goals, stakeholder expectations, success metrics, scope boundaries, and business-level requirements that must be satisfied by the AurborBloom HRMS deployment for Perfect Solutions. It serves as the contractual foundation upon which the Functional Requirements Document (FRD), system design, and acceptance test cases will be built.</w:t>
+        <w:t>This Business Requirements Document (BRD) captures the consolidated set of business goals, stakeholder expectations, success metrics, scope boundaries, and business-level requirements that must be satisfied by the Perfect Solutions HRMS deployment. It serves as the contractual foundation upon which the Functional Requirements Document (FRD), system design, and acceptance test cases will be built.</w:t>
       </w:r>
     </w:p>
     <w:tbl>
@@ -1972,7 +1972,7 @@
           <w:color w:val="0F172A"/>
           <w:sz w:val="22"/>
         </w:rPr>
-        <w:t>The following stakeholder map identifies the primary actors who will interact with, sponsor, govern, or be impacted by the AurborBloom HRMS deployment for Perfect Solutions.</w:t>
+        <w:t>The following stakeholder map identifies the primary actors who will interact with, sponsor, govern, or be impacted by the Perfect Solutions HRMS deployment.</w:t>
       </w:r>
     </w:p>
     <w:tbl>
@@ -3478,7 +3478,7 @@
                 <w:color w:val="0F172A"/>
                 <w:sz w:val="20"/>
               </w:rPr>
-              <w:t>% of HR processes on AurborBloom</w:t>
+              <w:t>% of HR processes digitized in HRMS</w:t>
             </w:r>
           </w:p>
         </w:tc>
@@ -4369,7 +4369,7 @@
           <w:color w:val="0F172A"/>
           <w:sz w:val="22"/>
         </w:rPr>
-        <w:t>Multi-tenant deployment of AurborBloom HRMS for the perfectsolutions tenant.</w:t>
+        <w:t>Multi-tenant deployment of Perfect Solutions HRMS for the perfectsolutions tenant.</w:t>
       </w:r>
     </w:p>
     <w:p>
@@ -4513,7 +4513,7 @@
           <w:color w:val="0F172A"/>
           <w:sz w:val="22"/>
         </w:rPr>
-        <w:t>Full payroll calculation and statutory tax filing (handled by external payroll provider; AurborBloom will export payroll-ready data).</w:t>
+        <w:t>Full payroll calculation and statutory tax filing (handled by external payroll provider; the HRMS will export payroll-ready data).</w:t>
       </w:r>
     </w:p>
     <w:p>
@@ -4773,7 +4773,7 @@
           <w:color w:val="0F172A"/>
           <w:sz w:val="22"/>
         </w:rPr>
-        <w:t>The table below summarizes the most impactful HR processes that will transition from a manual or semi-digital current state to a fully automated future state on AurborBloom HRMS.</w:t>
+        <w:t>The table below summarizes the most impactful HR processes that will transition from a manual or semi-digital current state to a fully automated future state on Perfect Solutions HRMS.</w:t>
       </w:r>
     </w:p>
     <w:tbl>
@@ -8908,7 +8908,7 @@
                 <w:color w:val="0F172A"/>
                 <w:sz w:val="20"/>
               </w:rPr>
-              <w:t>Pre-validate DNS access early; fallback to *.aurborbloom.com.</w:t>
+              <w:t>Pre-validate DNS access early; fallback to *.hr.perfectsolutions.com.</w:t>
             </w:r>
           </w:p>
         </w:tc>
@@ -10472,7 +10472,7 @@
           <w:color w:val="0F172A"/>
           <w:sz w:val="22"/>
         </w:rPr>
-        <w:t>The undersigned acknowledge that this Business Requirements Document represents the agreed-upon business needs of Perfect Solutions for the AurborBloom HRMS implementation. Material changes to this document shall be processed via formal change control.</w:t>
+        <w:t>The undersigned acknowledge that this Business Requirements Document represents the agreed-upon business needs of Perfect Solutions for the Perfect Solutions HRMS implementation. Material changes to this document shall be processed via formal change control.</w:t>
       </w:r>
     </w:p>
     <w:p>
@@ -10829,7 +10829,7 @@
                 <w:color w:val="0F172A"/>
                 <w:sz w:val="20"/>
               </w:rPr>
-              <w:t>AurborBloom Delivery</w:t>
+              <w:t>IT Delivery</w:t>
             </w:r>
           </w:p>
         </w:tc>
@@ -10901,7 +10901,7 @@
                 <w:color w:val="0F172A"/>
                 <w:sz w:val="20"/>
               </w:rPr>
-              <w:t>AurborBloom Product</w:t>
+              <w:t>Product Office</w:t>
             </w:r>
           </w:p>
         </w:tc>
@@ -10977,7 +10977,7 @@
           <w:color w:val="0F172A"/>
           <w:sz w:val="22"/>
         </w:rPr>
-        <w:t>This appendix presents annotated screen captures from the live Perfect Solutions tenant of the AurborBloom HRMS portal. Screens are grouped by role to illustrate how the platform satisfies the requirements stated earlier in this document. All screens are rendered on the perfectsolutions tenant with full brand styling (logo, primary color #1E3A8A) applied automatically.</w:t>
+        <w:t>This appendix presents annotated screen captures from the live Perfect Solutions tenant of the Perfect Solutions HRMS portal. Screens are grouped by role to illustrate how the platform satisfies the requirements stated earlier in this document. All screens are rendered on the perfectsolutions tenant with full brand styling (logo, primary color #1E3A8A) applied automatically.</w:t>
       </w:r>
     </w:p>
     <w:p>
@@ -12616,7 +12616,7 @@
         <w:color w:val="64748B"/>
         <w:sz w:val="16"/>
       </w:rPr>
-      <w:t xml:space="preserve">Perfect Solutions • AurborBloom HRMS  |  © 2026  |  Page </w:t>
+      <w:t xml:space="preserve">Perfect Solutions HRMS  |  © 2026  |  Page </w:t>
     </w:r>
     <w:r>
       <w:rPr>
